--- a/lessions/0007_2.docx
+++ b/lessions/0007_2.docx
@@ -188,7 +188,13 @@
     </w:p>
     <w:p>
       <w:r>
-        <w:t>Baby -&gt; bagies</w:t>
+        <w:t>Baby -&gt; ba</w:t>
+      </w:r>
+      <w:r>
+        <w:t>b</w:t>
+      </w:r>
+      <w:r>
+        <w:t>ies</w:t>
       </w:r>
     </w:p>
     <w:p>
@@ -273,7 +279,10 @@
     </w:p>
     <w:p>
       <w:r>
-        <w:t>Childre</w:t>
+        <w:t>Child</w:t>
+      </w:r>
+      <w:r>
+        <w:t xml:space="preserve"> -&gt; children</w:t>
       </w:r>
     </w:p>
     <w:p>
